--- a/testakten/rentenrecht-betriebsrente-pensionskasse-kuerzung-wiesbaden/03_arbeitgeber_schreiben_freiwilligkeitsleistung_2026-06-18.docx
+++ b/testakten/rentenrecht-betriebsrente-pensionskasse-kuerzung-wiesbaden/03_arbeitgeber_schreiben_freiwilligkeitsleistung_2026-06-18.docx
@@ -4,27 +4,36 @@
   <w:body>
     <w:p>
       <w:pPr>
-        <w:jc w:val="right"/>
+        <w:spacing w:after="120" w:line="259" w:lineRule="auto"/>
+        <w:jc w:val="left"/>
       </w:pPr>
       <w:r>
         <w:rPr>
           <w:rFonts w:ascii="Times New Roman" w:hAnsi="Times New Roman"/>
-          <w:i/>
-          <w:sz w:val="18"/>
+          <w:b w:val="0"/>
+          <w:i w:val="0"/>
+          <w:sz w:val="22"/>
         </w:rPr>
-        <w:t>Kanzlei Lindenhof und Partner mbB | Aktenzeichen intern 2026-</w:t>
+        <w:t>Rentenberatung Jessen &amp; Kollegium | Aktenzeichen intern 2026-RNT-0938</w:t>
       </w:r>
     </w:p>
     <w:p>
       <w:pPr>
         <w:pStyle w:val="Heading1"/>
+        <w:spacing w:before="120" w:after="60" w:line="259" w:lineRule="auto"/>
       </w:pPr>
       <w:r>
+        <w:rPr>
+          <w:rFonts w:ascii="Times New Roman" w:hAnsi="Times New Roman"/>
+          <w:b/>
+          <w:sz w:val="22"/>
+        </w:rPr>
         <w:t>Arbeitgeberschreiben</w:t>
       </w:r>
     </w:p>
     <w:p>
       <w:pPr>
+        <w:spacing w:line="259" w:lineRule="auto" w:after="60"/>
         <w:jc w:val="both"/>
       </w:pPr>
       <w:r>
@@ -33,6 +42,7 @@
     </w:p>
     <w:p>
       <w:pPr>
+        <w:spacing w:line="259" w:lineRule="auto" w:after="60"/>
         <w:jc w:val="both"/>
       </w:pPr>
       <w:r>
@@ -40,13 +50,58 @@
       </w:r>
     </w:p>
     <w:sectPr>
+      <w:headerReference w:type="default" r:id="rId9"/>
+      <w:footerReference w:type="default" r:id="rId10"/>
       <w:pgSz w:w="12240" w:h="15840"/>
-      <w:pgMar w:top="1134" w:right="1247" w:bottom="1134" w:left="1247" w:header="720" w:footer="720" w:gutter="0"/>
+      <w:pgMar w:top="1191" w:right="1247" w:bottom="1134" w:left="1361" w:header="720" w:footer="720" w:gutter="0"/>
       <w:cols w:space="720"/>
       <w:docGrid w:linePitch="360"/>
     </w:sectPr>
   </w:body>
 </w:document>
+</file>
+
+<file path=word/footer1.xml><?xml version="1.0" encoding="utf-8"?>
+<w:ftr xmlns:m="http://schemas.openxmlformats.org/officeDocument/2006/math" xmlns:mc="http://schemas.openxmlformats.org/markup-compatibility/2006" xmlns:mo="http://schemas.microsoft.com/office/mac/office/2008/main" xmlns:mv="urn:schemas-microsoft-com:mac:vml" xmlns:o="urn:schemas-microsoft-com:office:office" xmlns:r="http://schemas.openxmlformats.org/officeDocument/2006/relationships" xmlns:v="urn:schemas-microsoft-com:vml" xmlns:w10="urn:schemas-microsoft-com:office:word" xmlns:w14="http://schemas.microsoft.com/office/word/2010/wordml" xmlns:w="http://schemas.openxmlformats.org/wordprocessingml/2006/main" xmlns:wne="http://schemas.microsoft.com/office/word/2006/wordml" xmlns:wp14="http://schemas.microsoft.com/office/word/2010/wordprocessingDrawing" xmlns:wp="http://schemas.openxmlformats.org/drawingml/2006/wordprocessingDrawing" xmlns:wpc="http://schemas.microsoft.com/office/word/2010/wordprocessingCanvas" xmlns:wpg="http://schemas.microsoft.com/office/word/2010/wordprocessingGroup" xmlns:wpi="http://schemas.microsoft.com/office/word/2010/wordprocessingInk" xmlns:wps="http://schemas.microsoft.com/office/word/2010/wordprocessingShape" mc:Ignorable="w14 wp14">
+  <w:p>
+    <w:pPr>
+      <w:pStyle w:val="Footer"/>
+      <w:jc w:val="left"/>
+    </w:pPr>
+    <w:r/>
+    <w:r>
+      <w:rPr>
+        <w:rFonts w:ascii="Times New Roman" w:hAnsi="Times New Roman"/>
+        <w:b w:val="0"/>
+        <w:color w:val="777777"/>
+        <w:sz w:val="17"/>
+      </w:rPr>
+      <w:t>Vertraulich | Bearbeitungsstand Juli 2026 | nur zur Aktenbearbeitung</w:t>
+    </w:r>
+  </w:p>
+</w:ftr>
+</file>
+
+<file path=word/header1.xml><?xml version="1.0" encoding="utf-8"?>
+<w:hdr xmlns:m="http://schemas.openxmlformats.org/officeDocument/2006/math" xmlns:mc="http://schemas.openxmlformats.org/markup-compatibility/2006" xmlns:mo="http://schemas.microsoft.com/office/mac/office/2008/main" xmlns:mv="urn:schemas-microsoft-com:mac:vml" xmlns:o="urn:schemas-microsoft-com:office:office" xmlns:r="http://schemas.openxmlformats.org/officeDocument/2006/relationships" xmlns:v="urn:schemas-microsoft-com:vml" xmlns:w10="urn:schemas-microsoft-com:office:word" xmlns:w14="http://schemas.microsoft.com/office/word/2010/wordml" xmlns:w="http://schemas.openxmlformats.org/wordprocessingml/2006/main" xmlns:wne="http://schemas.microsoft.com/office/word/2006/wordml" xmlns:wp14="http://schemas.microsoft.com/office/word/2010/wordprocessingDrawing" xmlns:wp="http://schemas.openxmlformats.org/drawingml/2006/wordprocessingDrawing" xmlns:wpc="http://schemas.microsoft.com/office/word/2010/wordprocessingCanvas" xmlns:wpg="http://schemas.microsoft.com/office/word/2010/wordprocessingGroup" xmlns:wpi="http://schemas.microsoft.com/office/word/2010/wordprocessingInk" xmlns:wps="http://schemas.microsoft.com/office/word/2010/wordprocessingShape" mc:Ignorable="w14 wp14">
+  <w:p>
+    <w:pPr>
+      <w:pStyle w:val="Header"/>
+      <w:jc w:val="left"/>
+    </w:pPr>
+    <w:r/>
+    <w:r>
+      <w:rPr>
+        <w:rFonts w:ascii="Times New Roman" w:hAnsi="Times New Roman"/>
+        <w:b w:val="0"/>
+        <w:i w:val="0"/>
+        <w:color w:val="666666"/>
+        <w:sz w:val="17"/>
+      </w:rPr>
+      <w:t>Rentenberatung Jessen &amp; Kollegium | Renten- und Versorgungsakte | Bearbeitungsstand Juli 2026</w:t>
+    </w:r>
+  </w:p>
+</w:hdr>
 </file>
 
 <file path=word/numbering.xml><?xml version="1.0" encoding="utf-8"?>
@@ -476,7 +531,7 @@
       <w:outlineLvl w:val="0"/>
     </w:pPr>
     <w:rPr>
-      <w:rFonts w:asciiTheme="majorHAnsi" w:eastAsiaTheme="majorEastAsia" w:hAnsiTheme="majorHAnsi" w:cstheme="majorBidi"/>
+      <w:rFonts w:asciiTheme="majorHAnsi" w:eastAsiaTheme="majorEastAsia" w:hAnsiTheme="majorHAnsi" w:cstheme="majorBidi" w:ascii="Times New Roman" w:hAnsi="Times New Roman"/>
       <w:b/>
       <w:bCs/>
       <w:color w:val="365F91" w:themeColor="accent1" w:themeShade="BF"/>
@@ -500,11 +555,11 @@
       <w:outlineLvl w:val="1"/>
     </w:pPr>
     <w:rPr>
-      <w:rFonts w:asciiTheme="majorHAnsi" w:eastAsiaTheme="majorEastAsia" w:hAnsiTheme="majorHAnsi" w:cstheme="majorBidi"/>
+      <w:rFonts w:asciiTheme="majorHAnsi" w:eastAsiaTheme="majorEastAsia" w:hAnsiTheme="majorHAnsi" w:cstheme="majorBidi" w:ascii="Times New Roman" w:hAnsi="Times New Roman"/>
       <w:b/>
       <w:bCs/>
       <w:color w:val="4F81BD" w:themeColor="accent1"/>
-      <w:sz w:val="26"/>
+      <w:sz w:val="24"/>
       <w:szCs w:val="26"/>
     </w:rPr>
   </w:style>
@@ -765,11 +820,12 @@
       <w:contextualSpacing/>
     </w:pPr>
     <w:rPr>
-      <w:rFonts w:asciiTheme="majorHAnsi" w:eastAsiaTheme="majorEastAsia" w:hAnsiTheme="majorHAnsi" w:cstheme="majorBidi"/>
+      <w:rFonts w:asciiTheme="majorHAnsi" w:eastAsiaTheme="majorEastAsia" w:hAnsiTheme="majorHAnsi" w:cstheme="majorBidi" w:ascii="Times New Roman" w:hAnsi="Times New Roman"/>
+      <w:b/>
       <w:color w:val="17365D" w:themeColor="text2" w:themeShade="BF"/>
       <w:spacing w:val="5"/>
       <w:kern w:val="28"/>
-      <w:sz w:val="52"/>
+      <w:sz w:val="30"/>
       <w:szCs w:val="52"/>
     </w:rPr>
   </w:style>

--- a/testakten/rentenrecht-betriebsrente-pensionskasse-kuerzung-wiesbaden/03_arbeitgeber_schreiben_freiwilligkeitsleistung_2026-06-18.docx
+++ b/testakten/rentenrecht-betriebsrente-pensionskasse-kuerzung-wiesbaden/03_arbeitgeber_schreiben_freiwilligkeitsleistung_2026-06-18.docx
@@ -4,56 +4,332 @@
   <w:body>
     <w:p>
       <w:pPr>
-        <w:spacing w:after="120" w:line="259" w:lineRule="auto"/>
-        <w:jc w:val="left"/>
+        <w:spacing w:after="180"/>
       </w:pPr>
       <w:r>
         <w:rPr>
-          <w:rFonts w:ascii="Times New Roman" w:hAnsi="Times New Roman"/>
+          <w:rFonts w:ascii="Arial" w:hAnsi="Arial" w:eastAsia="Arial"/>
+          <w:b/>
+          <w:color w:val="5C6569"/>
+          <w:sz w:val="16"/>
+        </w:rPr>
+        <w:t>ARBEITGEBERSCHREIBEN</w:t>
+      </w:r>
+    </w:p>
+    <w:p>
+      <w:pPr>
+        <w:spacing w:after="100"/>
+      </w:pPr>
+      <w:r>
+        <w:rPr>
+          <w:rFonts w:ascii="Arial" w:hAnsi="Arial" w:eastAsia="Arial"/>
           <w:b w:val="0"/>
-          <w:i w:val="0"/>
-          <w:sz w:val="22"/>
+          <w:color w:val="5C6569"/>
+          <w:sz w:val="14"/>
         </w:rPr>
-        <w:t>Rentenberatung Jessen &amp; Kollegium | Aktenzeichen intern 2026-RNT-0938</w:t>
+        <w:t>Rhein-Main Drucktechnik Aktiengesellschaft · Mainzer Straße 118 · 65189 Wiesbaden</w:t>
+      </w:r>
+    </w:p>
+    <w:p>
+      <w:pPr>
+        <w:spacing w:after="0"/>
+      </w:pPr>
+      <w:r>
+        <w:rPr>
+          <w:rFonts w:ascii="Arial" w:hAnsi="Arial" w:eastAsia="Arial"/>
+          <w:b w:val="0"/>
+          <w:sz w:val="18"/>
+        </w:rPr>
+        <w:t>Frau Brigitte Lampe</w:t>
+      </w:r>
+    </w:p>
+    <w:p>
+      <w:pPr>
+        <w:spacing w:after="0"/>
+      </w:pPr>
+      <w:r>
+        <w:rPr>
+          <w:rFonts w:ascii="Arial" w:hAnsi="Arial" w:eastAsia="Arial"/>
+          <w:b w:val="0"/>
+          <w:sz w:val="18"/>
+        </w:rPr>
+        <w:t>Schiersteiner Straße 82</w:t>
+      </w:r>
+    </w:p>
+    <w:p>
+      <w:pPr>
+        <w:spacing w:after="0"/>
+      </w:pPr>
+      <w:r>
+        <w:rPr>
+          <w:rFonts w:ascii="Arial" w:hAnsi="Arial" w:eastAsia="Arial"/>
+          <w:b w:val="0"/>
+          <w:sz w:val="18"/>
+        </w:rPr>
+        <w:t>65187 Wiesbaden</w:t>
+      </w:r>
+    </w:p>
+    <w:p/>
+    <w:tbl>
+      <w:tblPr>
+        <w:tblW w:type="auto" w:w="0"/>
+        <w:jc w:val="right"/>
+        <w:tblLayout w:type="fixed"/>
+        <w:tblLook w:firstColumn="1" w:firstRow="1" w:lastColumn="0" w:lastRow="0" w:noHBand="0" w:noVBand="1" w:val="04A0"/>
+      </w:tblPr>
+      <w:tblGrid>
+        <w:gridCol w:w="4720"/>
+        <w:gridCol w:w="4720"/>
+      </w:tblGrid>
+      <w:tr>
+        <w:tc>
+          <w:tcPr>
+            <w:tcW w:type="dxa" w:w="1757"/>
+          </w:tcPr>
+          <w:p>
+            <w:r>
+              <w:rPr>
+                <w:rFonts w:ascii="Arial" w:hAnsi="Arial" w:eastAsia="Arial"/>
+                <w:b/>
+                <w:color w:val="5C6569"/>
+                <w:sz w:val="16"/>
+              </w:rPr>
+              <w:t>Datum</w:t>
+            </w:r>
+          </w:p>
+        </w:tc>
+        <w:tc>
+          <w:tcPr>
+            <w:tcW w:type="dxa" w:w="2948"/>
+          </w:tcPr>
+          <w:p>
+            <w:r>
+              <w:rPr>
+                <w:rFonts w:ascii="Arial" w:hAnsi="Arial" w:eastAsia="Arial"/>
+                <w:b w:val="0"/>
+                <w:sz w:val="16"/>
+              </w:rPr>
+              <w:t>18. Juni 2026</w:t>
+            </w:r>
+          </w:p>
+        </w:tc>
+      </w:tr>
+      <w:tr>
+        <w:tc>
+          <w:tcPr>
+            <w:tcW w:type="dxa" w:w="1757"/>
+          </w:tcPr>
+          <w:p>
+            <w:r>
+              <w:rPr>
+                <w:rFonts w:ascii="Arial" w:hAnsi="Arial" w:eastAsia="Arial"/>
+                <w:b/>
+                <w:color w:val="5C6569"/>
+                <w:sz w:val="16"/>
+              </w:rPr>
+              <w:t>Aktenzeichen</w:t>
+            </w:r>
+          </w:p>
+        </w:tc>
+        <w:tc>
+          <w:tcPr>
+            <w:tcW w:type="dxa" w:w="2948"/>
+          </w:tcPr>
+          <w:p>
+            <w:r>
+              <w:rPr>
+                <w:rFonts w:ascii="Arial" w:hAnsi="Arial" w:eastAsia="Arial"/>
+                <w:b w:val="0"/>
+                <w:sz w:val="16"/>
+              </w:rPr>
+              <w:t>BL-2026-411 / Personalnummer 4711</w:t>
+            </w:r>
+          </w:p>
+        </w:tc>
+      </w:tr>
+      <w:tr>
+        <w:tc>
+          <w:tcPr>
+            <w:tcW w:type="dxa" w:w="1757"/>
+          </w:tcPr>
+          <w:p>
+            <w:r>
+              <w:rPr>
+                <w:rFonts w:ascii="Arial" w:hAnsi="Arial" w:eastAsia="Arial"/>
+                <w:b/>
+                <w:color w:val="5C6569"/>
+                <w:sz w:val="16"/>
+              </w:rPr>
+              <w:t>Bearbeitung</w:t>
+            </w:r>
+          </w:p>
+        </w:tc>
+        <w:tc>
+          <w:tcPr>
+            <w:tcW w:type="dxa" w:w="2948"/>
+          </w:tcPr>
+          <w:p>
+            <w:r>
+              <w:rPr>
+                <w:rFonts w:ascii="Arial" w:hAnsi="Arial" w:eastAsia="Arial"/>
+                <w:b w:val="0"/>
+                <w:sz w:val="16"/>
+              </w:rPr>
+              <w:t>Sabine Holler</w:t>
+            </w:r>
+          </w:p>
+        </w:tc>
+      </w:tr>
+    </w:tbl>
+    <w:p/>
+    <w:p>
+      <w:pPr>
+        <w:pStyle w:val="Title"/>
+      </w:pPr>
+      <w:r>
+        <w:rPr>
+          <w:rFonts w:ascii="Arial" w:hAnsi="Arial" w:eastAsia="Arial"/>
+          <w:b/>
+          <w:color w:val="173941"/>
+          <w:sz w:val="34"/>
+        </w:rPr>
+        <w:t>Ihre Anfrage zur Leistungskürzung der Rhein-Main Pensionskasse</w:t>
+      </w:r>
+    </w:p>
+    <w:p>
+      <w:pPr>
+        <w:jc w:val="both"/>
+      </w:pPr>
+      <w:r>
+        <w:rPr>
+          <w:rFonts w:ascii="Arial" w:hAnsi="Arial" w:eastAsia="Arial"/>
+          <w:b w:val="0"/>
+          <w:sz w:val="21"/>
+        </w:rPr>
+        <w:t>Sehr geehrte Frau Lampe,</w:t>
       </w:r>
     </w:p>
     <w:p>
       <w:pPr>
         <w:pStyle w:val="Heading1"/>
-        <w:spacing w:before="120" w:after="60" w:line="259" w:lineRule="auto"/>
       </w:pPr>
       <w:r>
-        <w:rPr>
-          <w:rFonts w:ascii="Times New Roman" w:hAnsi="Times New Roman"/>
-          <w:b/>
-          <w:sz w:val="22"/>
-        </w:rPr>
-        <w:t>Arbeitgeberschreiben</w:t>
+        <w:t>1. Eingang Ihrer Anfrage</w:t>
       </w:r>
     </w:p>
     <w:p>
       <w:pPr>
-        <w:spacing w:line="259" w:lineRule="auto" w:after="60"/>
         <w:jc w:val="both"/>
       </w:pPr>
       <w:r>
-        <w:t>Rhein-Main Drucktechnik AG bietet eine Einmalzahlung von 720 EUR gegen Abgeltungsquittung an. Der Text spricht von freiwilliger Leistung ohne Anerkennung einer Rechtspflicht.</w:t>
+        <w:rPr>
+          <w:rFonts w:ascii="Arial" w:hAnsi="Arial" w:eastAsia="Arial"/>
+          <w:b w:val="0"/>
+          <w:sz w:val="21"/>
+        </w:rPr>
+        <w:t>Ihr Schreiben vom 10. Juni 2026 mit der Leistungsmitteilung der Pensionskasse ist am 13. Juni 2026 bei uns eingegangen. Wir haben die Personalakte, die Versorgungsordnung aus dem Jahr 1998 und die bislang von der Kasse übersandten Informationen herangezogen. Eine vollständige versicherungsmathematische Einzelberechnung liegt uns noch nicht vor.</w:t>
       </w:r>
     </w:p>
     <w:p>
       <w:pPr>
-        <w:spacing w:line="259" w:lineRule="auto" w:after="60"/>
+        <w:pStyle w:val="Heading1"/>
+      </w:pPr>
+      <w:r>
+        <w:t>2. Angebot</w:t>
+      </w:r>
+    </w:p>
+    <w:p>
+      <w:pPr>
         <w:jc w:val="both"/>
       </w:pPr>
       <w:r>
-        <w:t>Eine Belehrung zu arbeitsgerichtlichen Fristen enthält das Schreiben nicht.</w:t>
+        <w:rPr>
+          <w:rFonts w:ascii="Arial" w:hAnsi="Arial" w:eastAsia="Arial"/>
+          <w:b w:val="0"/>
+          <w:sz w:val="21"/>
+        </w:rPr>
+        <w:t>Ohne Anerkennung einer Rechtspflicht und zur raschen Erledigung bieten wir Ihnen eine einmalige Zahlung von 720,00 EUR brutto an. Die Zahlung soll mit der Abrechnung September 2026 erfolgen. Beigefügt ist eine Erklärung, wonach mit Annahme sämtliche Ansprüche wegen der Kassenkürzung bis einschließlich Dezember 2027 erledigt sein sollen.</w:t>
+      </w:r>
+    </w:p>
+    <w:p>
+      <w:pPr>
+        <w:jc w:val="both"/>
+      </w:pPr>
+      <w:r>
+        <w:rPr>
+          <w:rFonts w:ascii="Arial" w:hAnsi="Arial" w:eastAsia="Arial"/>
+          <w:b w:val="0"/>
+          <w:sz w:val="21"/>
+        </w:rPr>
+        <w:t>Bitte senden Sie die Erklärung nur unterschrieben zurück, wenn Sie die Reichweite geprüft haben. Das Angebot kann bis zum 15. Juli 2026 angenommen werden. Ohne Rücksendung bleibt die laufende Kassenleistung unverändert in der von der Pensionskasse angekündigten Höhe.</w:t>
+      </w:r>
+    </w:p>
+    <w:p>
+      <w:pPr>
+        <w:pStyle w:val="Heading1"/>
+      </w:pPr>
+      <w:r>
+        <w:t>3. Noch offene Prüfung</w:t>
+      </w:r>
+    </w:p>
+    <w:p>
+      <w:pPr>
+        <w:jc w:val="both"/>
+      </w:pPr>
+      <w:r>
+        <w:rPr>
+          <w:rFonts w:ascii="Arial" w:hAnsi="Arial" w:eastAsia="Arial"/>
+          <w:b w:val="0"/>
+          <w:sz w:val="21"/>
+        </w:rPr>
+        <w:t>Die Frage, ob aus der Versorgungsordnung ein weitergehender Ausgleich folgt und ob eine Anpassungsentscheidung gesondert mitzuteilen ist, wird intern noch geprüft. Mit diesem Schreiben wird keine Aussage über Verjährung, Rechtsweg oder die wirtschaftliche Lage des Unternehmens getroffen.</w:t>
+      </w:r>
+    </w:p>
+    <w:p>
+      <w:pPr>
+        <w:jc w:val="both"/>
+      </w:pPr>
+      <w:r>
+        <w:rPr>
+          <w:rFonts w:ascii="Arial" w:hAnsi="Arial" w:eastAsia="Arial"/>
+          <w:b w:val="0"/>
+          <w:sz w:val="21"/>
+        </w:rPr>
+        <w:t>Mit freundlichen Grüßen</w:t>
+      </w:r>
+    </w:p>
+    <w:p>
+      <w:pPr>
+        <w:spacing w:before="280"/>
+      </w:pPr>
+      <w:r>
+        <w:rPr>
+          <w:rFonts w:ascii="Arial" w:hAnsi="Arial" w:eastAsia="Arial"/>
+          <w:b/>
+          <w:sz w:val="21"/>
+        </w:rPr>
+        <w:t>Sabine Holler</w:t>
+      </w:r>
+    </w:p>
+    <w:p>
+      <w:pPr>
+        <w:spacing w:after="0"/>
+      </w:pPr>
+      <w:r>
+        <w:rPr>
+          <w:rFonts w:ascii="Arial" w:hAnsi="Arial" w:eastAsia="Arial"/>
+          <w:b w:val="0"/>
+          <w:color w:val="5C6569"/>
+          <w:sz w:val="18"/>
+        </w:rPr>
+        <w:t>Leiterin Personalservice Ruhestand</w:t>
       </w:r>
     </w:p>
     <w:sectPr>
       <w:headerReference w:type="default" r:id="rId9"/>
       <w:footerReference w:type="default" r:id="rId10"/>
-      <w:pgSz w:w="12240" w:h="15840"/>
-      <w:pgMar w:top="1191" w:right="1247" w:bottom="1134" w:left="1361" w:header="720" w:footer="720" w:gutter="0"/>
+      <w:pgSz w:w="11906" w:h="16838"/>
+      <w:pgMar w:top="1247" w:right="1134" w:bottom="1134" w:left="1332" w:header="454" w:footer="454" w:gutter="0"/>
       <w:cols w:space="720"/>
       <w:docGrid w:linePitch="360"/>
     </w:sectPr>
@@ -66,19 +342,68 @@
   <w:p>
     <w:pPr>
       <w:pStyle w:val="Footer"/>
-      <w:jc w:val="left"/>
-    </w:pPr>
-    <w:r/>
-    <w:r>
-      <w:rPr>
-        <w:rFonts w:ascii="Times New Roman" w:hAnsi="Times New Roman"/>
-        <w:b w:val="0"/>
-        <w:color w:val="777777"/>
-        <w:sz w:val="17"/>
-      </w:rPr>
-      <w:t>Vertraulich | Bearbeitungsstand Juli 2026 | nur zur Aktenbearbeitung</w:t>
-    </w:r>
+    </w:pPr>
   </w:p>
+  <w:tbl>
+    <w:tblPr>
+      <w:tblW w:type="auto" w:w="0"/>
+      <w:jc w:val="center"/>
+      <w:tblLayout w:type="fixed"/>
+      <w:tblLook w:firstColumn="1" w:firstRow="1" w:lastColumn="0" w:lastRow="0" w:noHBand="0" w:noVBand="1" w:val="04A0"/>
+    </w:tblPr>
+    <w:tblGrid>
+      <w:gridCol w:w="7257"/>
+      <w:gridCol w:w="2154"/>
+    </w:tblGrid>
+    <w:tr>
+      <w:tc>
+        <w:tcPr>
+          <w:tcW w:type="dxa" w:w="7257"/>
+        </w:tcPr>
+        <w:p>
+          <w:r>
+            <w:rPr>
+              <w:rFonts w:ascii="Arial" w:hAnsi="Arial" w:eastAsia="Arial"/>
+              <w:b w:val="0"/>
+              <w:color w:val="5C6569"/>
+              <w:sz w:val="14"/>
+            </w:rPr>
+            <w:t>Personalservice Ruhestand · Vorgang BL-2026-411</w:t>
+          </w:r>
+        </w:p>
+      </w:tc>
+      <w:tc>
+        <w:tcPr>
+          <w:tcW w:type="dxa" w:w="2154"/>
+        </w:tcPr>
+        <w:p>
+          <w:pPr>
+            <w:jc w:val="right"/>
+          </w:pPr>
+          <w:r>
+            <w:rPr>
+              <w:rFonts w:ascii="Arial" w:hAnsi="Arial" w:eastAsia="Arial"/>
+              <w:b w:val="0"/>
+              <w:color w:val="5C6569"/>
+              <w:sz w:val="14"/>
+            </w:rPr>
+            <w:t xml:space="preserve">Seite </w:t>
+          </w:r>
+          <w:r>
+            <w:rPr>
+              <w:rFonts w:ascii="Arial" w:hAnsi="Arial" w:eastAsia="Arial"/>
+              <w:b w:val="0"/>
+              <w:color w:val="5C6569"/>
+              <w:sz w:val="14"/>
+            </w:rPr>
+            <w:fldChar w:fldCharType="begin"/>
+            <w:instrText xml:space="preserve">PAGE</w:instrText>
+            <w:fldChar w:fldCharType="end"/>
+          </w:r>
+        </w:p>
+      </w:tc>
+    </w:tr>
+  </w:tbl>
 </w:ftr>
 </file>
 
@@ -87,18 +412,58 @@
   <w:p>
     <w:pPr>
       <w:pStyle w:val="Header"/>
-      <w:jc w:val="left"/>
-    </w:pPr>
-    <w:r/>
+      <w:spacing w:after="20"/>
+    </w:pPr>
     <w:r>
       <w:rPr>
-        <w:rFonts w:ascii="Times New Roman" w:hAnsi="Times New Roman"/>
+        <w:rFonts w:ascii="Arial" w:hAnsi="Arial" w:eastAsia="Arial"/>
+        <w:b/>
+        <w:color w:val="173941"/>
+        <w:sz w:val="19"/>
+      </w:rPr>
+      <w:t>Rhein-Main Drucktechnik Aktiengesellschaft</w:t>
+    </w:r>
+  </w:p>
+  <w:p>
+    <w:pPr>
+      <w:spacing w:after="0"/>
+    </w:pPr>
+    <w:r>
+      <w:rPr>
+        <w:rFonts w:ascii="Arial" w:hAnsi="Arial" w:eastAsia="Arial"/>
         <w:b w:val="0"/>
-        <w:i w:val="0"/>
-        <w:color w:val="666666"/>
-        <w:sz w:val="17"/>
-      </w:rPr>
-      <w:t>Rentenberatung Jessen &amp; Kollegium | Renten- und Versorgungsakte | Bearbeitungsstand Juli 2026</w:t>
+        <w:color w:val="5C6569"/>
+        <w:sz w:val="14"/>
+      </w:rPr>
+      <w:t>Mainzer Straße 118 · 65189 Wiesbaden</w:t>
+    </w:r>
+  </w:p>
+  <w:p>
+    <w:pPr>
+      <w:spacing w:after="0"/>
+    </w:pPr>
+    <w:r>
+      <w:rPr>
+        <w:rFonts w:ascii="Arial" w:hAnsi="Arial" w:eastAsia="Arial"/>
+        <w:b w:val="0"/>
+        <w:color w:val="5C6569"/>
+        <w:sz w:val="14"/>
+      </w:rPr>
+      <w:t>Telefon 0611 9774-0 · Telefax 0611 9774-219 · personal@rhein-main-drucktechnik.example</w:t>
+    </w:r>
+  </w:p>
+  <w:p>
+    <w:pPr>
+      <w:spacing w:after="0"/>
+    </w:pPr>
+    <w:r>
+      <w:rPr>
+        <w:rFonts w:ascii="Arial" w:hAnsi="Arial" w:eastAsia="Arial"/>
+        <w:b w:val="0"/>
+        <w:color w:val="5C6569"/>
+        <w:sz w:val="14"/>
+      </w:rPr>
+      <w:t>Vorstand: Dr. Gunnar Reichelt, Annette Specht · Amtsgericht Wiesbaden HRB 11842</w:t>
     </w:r>
   </w:p>
 </w:hdr>
@@ -467,9 +832,13 @@
     <w:name w:val="Normal"/>
     <w:qFormat/>
     <w:rsid w:val="00FC693F"/>
+    <w:pPr>
+      <w:spacing w:after="120" w:line="259" w:lineRule="auto"/>
+      <w:widowControl/>
+    </w:pPr>
     <w:rPr>
-      <w:rFonts w:ascii="Times New Roman" w:hAnsi="Times New Roman"/>
-      <w:sz w:val="22"/>
+      <w:rFonts w:ascii="Arial" w:hAnsi="Arial"/>
+      <w:sz w:val="21"/>
     </w:rPr>
   </w:style>
   <w:style w:type="paragraph" w:styleId="Header">
@@ -527,15 +896,15 @@
     <w:pPr>
       <w:keepNext/>
       <w:keepLines/>
-      <w:spacing w:before="480" w:after="0"/>
+      <w:spacing w:before="200" w:after="120"/>
       <w:outlineLvl w:val="0"/>
     </w:pPr>
     <w:rPr>
-      <w:rFonts w:asciiTheme="majorHAnsi" w:eastAsiaTheme="majorEastAsia" w:hAnsiTheme="majorHAnsi" w:cstheme="majorBidi" w:ascii="Times New Roman" w:hAnsi="Times New Roman"/>
+      <w:rFonts w:asciiTheme="majorHAnsi" w:eastAsiaTheme="majorEastAsia" w:hAnsiTheme="majorHAnsi" w:cstheme="majorBidi" w:ascii="Arial" w:hAnsi="Arial"/>
       <w:b/>
       <w:bCs/>
-      <w:color w:val="365F91" w:themeColor="accent1" w:themeShade="BF"/>
-      <w:sz w:val="28"/>
+      <w:color w:val="173941"/>
+      <w:sz w:val="26"/>
       <w:szCs w:val="28"/>
     </w:rPr>
   </w:style>
@@ -551,15 +920,15 @@
     <w:pPr>
       <w:keepNext/>
       <w:keepLines/>
-      <w:spacing w:before="200" w:after="0"/>
+      <w:spacing w:before="200" w:after="120"/>
       <w:outlineLvl w:val="1"/>
     </w:pPr>
     <w:rPr>
-      <w:rFonts w:asciiTheme="majorHAnsi" w:eastAsiaTheme="majorEastAsia" w:hAnsiTheme="majorHAnsi" w:cstheme="majorBidi" w:ascii="Times New Roman" w:hAnsi="Times New Roman"/>
+      <w:rFonts w:asciiTheme="majorHAnsi" w:eastAsiaTheme="majorEastAsia" w:hAnsiTheme="majorHAnsi" w:cstheme="majorBidi" w:ascii="Arial" w:hAnsi="Arial"/>
       <w:b/>
       <w:bCs/>
-      <w:color w:val="4F81BD" w:themeColor="accent1"/>
-      <w:sz w:val="24"/>
+      <w:color w:val="173941"/>
+      <w:sz w:val="22"/>
       <w:szCs w:val="26"/>
     </w:rPr>
   </w:style>
@@ -813,19 +1182,20 @@
     <w:qFormat/>
     <w:rsid w:val="00FC693F"/>
     <w:pPr>
+      <w:keepNext/>
       <w:pBdr>
         <w:bottom w:val="single" w:sz="8" w:space="4" w:color="4F81BD" w:themeColor="accent1"/>
       </w:pBdr>
-      <w:spacing w:after="300" w:line="240" w:lineRule="auto"/>
+      <w:spacing w:after="120" w:line="240" w:lineRule="auto" w:before="0"/>
       <w:contextualSpacing/>
     </w:pPr>
     <w:rPr>
-      <w:rFonts w:asciiTheme="majorHAnsi" w:eastAsiaTheme="majorEastAsia" w:hAnsiTheme="majorHAnsi" w:cstheme="majorBidi" w:ascii="Times New Roman" w:hAnsi="Times New Roman"/>
+      <w:rFonts w:asciiTheme="majorHAnsi" w:eastAsiaTheme="majorEastAsia" w:hAnsiTheme="majorHAnsi" w:cstheme="majorBidi" w:ascii="Arial" w:hAnsi="Arial"/>
       <w:b/>
-      <w:color w:val="17365D" w:themeColor="text2" w:themeShade="BF"/>
+      <w:color w:val="173941"/>
       <w:spacing w:val="5"/>
       <w:kern w:val="28"/>
-      <w:sz w:val="30"/>
+      <w:sz w:val="36"/>
       <w:szCs w:val="52"/>
     </w:rPr>
   </w:style>
